--- a/SALUDO CHAT BOOTS.docx
+++ b/SALUDO CHAT BOOTS.docx
@@ -788,6 +788,141 @@
       </w:r>
     </w:p>
     <w:p/>
+    <w:p>
+      <w:r>
+        <w:t>&lt;script&gt;</w:t>
+      </w:r>
+    </w:p>
+    <w:p>
+      <w:r>
+        <w:t>(function(){if(!window.chatbase||window.chatbase("getState")!=="initialized"){window.chatbase=(...arguments)=&gt;{if(!window.chatbase.q){window.chatbase.q=[]}window.chatbase.q.push(arguments)};window.chatbase=new Proxy(</w:t>
+      </w:r>
+      <w:proofErr w:type="spellStart"/>
+      <w:r>
+        <w:t>window.chatbase</w:t>
+      </w:r>
+      <w:proofErr w:type="spellEnd"/>
+      <w:r>
+        <w:t>,{</w:t>
+      </w:r>
+      <w:proofErr w:type="spellStart"/>
+      <w:r>
+        <w:t>get</w:t>
+      </w:r>
+      <w:proofErr w:type="spellEnd"/>
+      <w:r>
+        <w:t>(</w:t>
+      </w:r>
+      <w:proofErr w:type="spellStart"/>
+      <w:r>
+        <w:t>target,prop</w:t>
+      </w:r>
+      <w:proofErr w:type="spellEnd"/>
+      <w:r>
+        <w:t>){</w:t>
+      </w:r>
+      <w:proofErr w:type="spellStart"/>
+      <w:r>
+        <w:t>if</w:t>
+      </w:r>
+      <w:proofErr w:type="spellEnd"/>
+      <w:r>
+        <w:t>(</w:t>
+      </w:r>
+      <w:proofErr w:type="spellStart"/>
+      <w:r>
+        <w:t>prop</w:t>
+      </w:r>
+      <w:proofErr w:type="spellEnd"/>
+      <w:r>
+        <w:t>==="q"){</w:t>
+      </w:r>
+      <w:proofErr w:type="spellStart"/>
+      <w:r>
+        <w:t>return</w:t>
+      </w:r>
+      <w:proofErr w:type="spellEnd"/>
+      <w:r>
+        <w:t xml:space="preserve"> </w:t>
+      </w:r>
+      <w:proofErr w:type="spellStart"/>
+      <w:r>
+        <w:t>target.q</w:t>
+      </w:r>
+      <w:proofErr w:type="spellEnd"/>
+      <w:r>
+        <w:t>}</w:t>
+      </w:r>
+      <w:proofErr w:type="spellStart"/>
+      <w:r>
+        <w:t>return</w:t>
+      </w:r>
+      <w:proofErr w:type="spellEnd"/>
+      <w:r>
+        <w:t>(...</w:t>
+      </w:r>
+      <w:proofErr w:type="spellStart"/>
+      <w:r>
+        <w:t>args</w:t>
+      </w:r>
+      <w:proofErr w:type="spellEnd"/>
+      <w:r>
+        <w:t>)=&gt;target(</w:t>
+      </w:r>
+      <w:proofErr w:type="spellStart"/>
+      <w:r>
+        <w:t>prop</w:t>
+      </w:r>
+      <w:proofErr w:type="spellEnd"/>
+      <w:r>
+        <w:t>,...</w:t>
+      </w:r>
+      <w:proofErr w:type="spellStart"/>
+      <w:r>
+        <w:t>args</w:t>
+      </w:r>
+      <w:proofErr w:type="spellEnd"/>
+      <w:r>
+        <w:t>)}})}</w:t>
+      </w:r>
+      <w:proofErr w:type="spellStart"/>
+      <w:r>
+        <w:t>const</w:t>
+      </w:r>
+      <w:proofErr w:type="spellEnd"/>
+      <w:r>
+        <w:t xml:space="preserve"> </w:t>
+      </w:r>
+      <w:proofErr w:type="spellStart"/>
+      <w:r>
+        <w:t>onLoad</w:t>
+      </w:r>
+      <w:proofErr w:type="spellEnd"/>
+      <w:r>
+        <w:t>=</w:t>
+      </w:r>
+      <w:proofErr w:type="spellStart"/>
+      <w:r>
+        <w:t>function</w:t>
+      </w:r>
+      <w:proofErr w:type="spellEnd"/>
+      <w:r>
+        <w:t>(){</w:t>
+      </w:r>
+      <w:proofErr w:type="spellStart"/>
+      <w:r>
+        <w:t>const</w:t>
+      </w:r>
+      <w:proofErr w:type="spellEnd"/>
+      <w:r>
+        <w:t xml:space="preserve"> script=document.createElement("script");script.src="https://www.chatbase.co/embed.min.js";script.id="TNQ7IvsGog3BDA0O2rFh9";script.domain="www.chatbase.co";document.body.appendChild(script)};if(document.readyState==="complete"){onLoad()}else{window.addEventListener("load",onLoad)}})();</w:t>
+      </w:r>
+    </w:p>
+    <w:p>
+      <w:r>
+        <w:t>&lt;/script&gt;</w:t>
+      </w:r>
+    </w:p>
     <w:p/>
     <w:sectPr>
       <w:pgSz w:w="12240" w:h="15840"/>
